--- a/mullti-cloud-project.docx
+++ b/mullti-cloud-project.docx
@@ -26,43 +26,35 @@
         <w:t>Student names:</w:t>
       </w:r>
       <w:r>
+        <w:t xml:space="preserve"> Thupeshkumar</w:t>
+      </w:r>
+      <w:r>
+        <w:br/>
+      </w:r>
+      <w:r>
+        <w:rPr>
+          <w:b/>
+          <w:bCs/>
+        </w:rPr>
+        <w:t>Submission date:</w:t>
+      </w:r>
+      <w:r>
+        <w:t xml:space="preserve"> 23 October 2026</w:t>
+      </w:r>
+      <w:r>
+        <w:br/>
+      </w:r>
+      <w:r>
+        <w:rPr>
+          <w:b/>
+          <w:bCs/>
+        </w:rPr>
+        <w:t>Source repository:</w:t>
+      </w:r>
+      <w:r>
         <w:t xml:space="preserve"> </w:t>
       </w:r>
-      <w:proofErr w:type="spellStart"/>
-      <w:r>
-        <w:t>Thupeshkumar</w:t>
-      </w:r>
-      <w:proofErr w:type="spellEnd"/>
-      <w:r>
-        <w:t xml:space="preserve"> &amp; Jilan</w:t>
-      </w:r>
-      <w:r>
-        <w:br/>
-      </w:r>
-      <w:r>
-        <w:rPr>
-          <w:b/>
-          <w:bCs/>
-        </w:rPr>
-        <w:t>Submission date:</w:t>
-      </w:r>
-      <w:r>
-        <w:t xml:space="preserve"> 23 October 2026</w:t>
-      </w:r>
-      <w:r>
-        <w:br/>
-      </w:r>
-      <w:r>
-        <w:rPr>
-          <w:b/>
-          <w:bCs/>
-        </w:rPr>
-        <w:t>Source repository:</w:t>
-      </w:r>
-      <w:r>
-        <w:t xml:space="preserve"> </w:t>
-      </w:r>
-      <w:hyperlink r:id="rId5" w:history="1">
+      <w:hyperlink r:id="rId7" w:history="1">
         <w:r>
           <w:rPr>
             <w:rStyle w:val="Hyperlink"/>
@@ -88,15 +80,7 @@
     </w:p>
     <w:p>
       <w:r>
-        <w:t xml:space="preserve">This project demonstrates the deployment and management of infrastructure across Amazon Web Services, Microsoft Azure and Google Cloud using Terraform. Provider-specific modules define virtual machines, networking, security rules and object storage. Each virtual machine hosts </w:t>
-      </w:r>
-      <w:proofErr w:type="gramStart"/>
-      <w:r>
-        <w:t>an</w:t>
-      </w:r>
-      <w:proofErr w:type="gramEnd"/>
-      <w:r>
-        <w:t xml:space="preserve"> Nginx website with a provider-specific health endpoint.</w:t>
+        <w:t>This project demonstrates the deployment and management of infrastructure across Amazon Web Services, Microsoft Azure and Google Cloud using Terraform. Provider-specific modules define virtual machines, networking, security rules and object storage. Each virtual machine hosts an Nginx website with a provider-specific health endpoint.</w:t>
       </w:r>
     </w:p>
     <w:p>
@@ -314,7 +298,7 @@
             <w:hideMark/>
           </w:tcPr>
           <w:p>
-            <w:hyperlink r:id="rId6" w:history="1">
+            <w:hyperlink r:id="rId8" w:history="1">
               <w:r>
                 <w:rPr>
                   <w:rStyle w:val="Hyperlink"/>
@@ -576,15 +560,7 @@
           </w:tcPr>
           <w:p>
             <w:r>
-              <w:t xml:space="preserve">Prometheus, </w:t>
-            </w:r>
-            <w:proofErr w:type="spellStart"/>
-            <w:r>
-              <w:t>blackbox</w:t>
-            </w:r>
-            <w:proofErr w:type="spellEnd"/>
-            <w:r>
-              <w:t xml:space="preserve"> exporter and Grafana running locally through Docker Desktop</w:t>
+              <w:t>Prometheus, blackbox exporter and Grafana running locally through Docker Desktop</w:t>
             </w:r>
           </w:p>
         </w:tc>
@@ -828,17 +804,8 @@
                 <w:b/>
                 <w:bCs/>
               </w:rPr>
-              <w:t>t</w:t>
+              <w:t>t3.micro</w:t>
             </w:r>
-            <w:proofErr w:type="gramStart"/>
-            <w:r>
-              <w:rPr>
-                <w:b/>
-                <w:bCs/>
-              </w:rPr>
-              <w:t>3.micro</w:t>
-            </w:r>
-            <w:proofErr w:type="gramEnd"/>
           </w:p>
         </w:tc>
         <w:tc>
@@ -1232,15 +1199,7 @@
           </w:tcPr>
           <w:p>
             <w:r>
-              <w:t xml:space="preserve">Use a </w:t>
-            </w:r>
-            <w:proofErr w:type="gramStart"/>
-            <w:r>
-              <w:t>small EC2 instance, limited storage and short demonstration periods</w:t>
-            </w:r>
-            <w:proofErr w:type="gramEnd"/>
-            <w:r>
-              <w:t>.</w:t>
+              <w:t>Use a small EC2 instance, limited storage and short demonstration periods.</w:t>
             </w:r>
           </w:p>
         </w:tc>
@@ -1634,13 +1593,8 @@
           </w:tcPr>
           <w:p>
             <w:r>
-              <w:t xml:space="preserve">healthy </w:t>
+              <w:t>healthy aws</w:t>
             </w:r>
-            <w:proofErr w:type="spellStart"/>
-            <w:r>
-              <w:t>aws</w:t>
-            </w:r>
-            <w:proofErr w:type="spellEnd"/>
           </w:p>
         </w:tc>
       </w:tr>
@@ -1697,13 +1651,8 @@
           </w:tcPr>
           <w:p>
             <w:r>
-              <w:t xml:space="preserve">healthy </w:t>
+              <w:t>healthy gcp</w:t>
             </w:r>
-            <w:proofErr w:type="spellStart"/>
-            <w:r>
-              <w:t>gcp</w:t>
-            </w:r>
-            <w:proofErr w:type="spellEnd"/>
           </w:p>
         </w:tc>
       </w:tr>
@@ -1746,15 +1695,7 @@
     </w:p>
     <w:p>
       <w:r>
-        <w:t xml:space="preserve">The </w:t>
-      </w:r>
-      <w:proofErr w:type="spellStart"/>
-      <w:r>
-        <w:t>blackbox</w:t>
-      </w:r>
-      <w:proofErr w:type="spellEnd"/>
-      <w:r>
-        <w:t xml:space="preserve"> exporter probes the AWS, Azure and GCP application endpoints. Prometheus collects the results, and Grafana presents them in a centralized dashboard.</w:t>
+        <w:t>The blackbox exporter probes the AWS, Azure and GCP application endpoints. Prometheus collects the results, and Grafana presents them in a centralized dashboard.</w:t>
       </w:r>
     </w:p>
     <w:p>
@@ -1877,72 +1818,38 @@
         <w:rPr>
           <w:rFonts w:ascii="Calibri" w:hAnsi="Calibri" w:cs="Calibri"/>
         </w:rPr>
-        <w:t>─</w:t>
-      </w:r>
-      <w:proofErr w:type="gramStart"/>
+        <w:t>──</w:t>
+      </w:r>
+      <w:r>
+        <w:t xml:space="preserve"> .github/</w:t>
+      </w:r>
+    </w:p>
+    <w:p>
+      <w:r>
+        <w:t>│   └── workflows/</w:t>
+      </w:r>
+    </w:p>
+    <w:p>
+      <w:r>
+        <w:t>│       └── validate.yml</w:t>
+      </w:r>
+    </w:p>
+    <w:p>
+      <w:r>
+        <w:rPr>
+          <w:rFonts w:ascii="MS Gothic" w:eastAsia="MS Gothic" w:hAnsi="MS Gothic" w:cs="MS Gothic" w:hint="eastAsia"/>
+        </w:rPr>
+        <w:t>├</w:t>
+      </w:r>
       <w:r>
         <w:rPr>
           <w:rFonts w:ascii="Calibri" w:hAnsi="Calibri" w:cs="Calibri"/>
         </w:rPr>
-        <w:t>─</w:t>
-      </w:r>
-      <w:r>
-        <w:t xml:space="preserve"> .</w:t>
-      </w:r>
-      <w:proofErr w:type="spellStart"/>
-      <w:r>
-        <w:t>github</w:t>
-      </w:r>
-      <w:proofErr w:type="spellEnd"/>
-      <w:proofErr w:type="gramEnd"/>
-      <w:r>
-        <w:t>/</w:t>
-      </w:r>
-    </w:p>
-    <w:p>
-      <w:r>
-        <w:t>│   └── workflows/</w:t>
-      </w:r>
-    </w:p>
-    <w:p>
-      <w:r>
-        <w:t xml:space="preserve">│       └── </w:t>
-      </w:r>
-      <w:proofErr w:type="spellStart"/>
-      <w:r>
-        <w:t>validate.yml</w:t>
-      </w:r>
-      <w:proofErr w:type="spellEnd"/>
-    </w:p>
-    <w:p>
-      <w:r>
-        <w:rPr>
-          <w:rFonts w:ascii="MS Gothic" w:eastAsia="MS Gothic" w:hAnsi="MS Gothic" w:cs="MS Gothic" w:hint="eastAsia"/>
-        </w:rPr>
-        <w:t>├</w:t>
-      </w:r>
-      <w:r>
-        <w:rPr>
-          <w:rFonts w:ascii="Calibri" w:hAnsi="Calibri" w:cs="Calibri"/>
-        </w:rPr>
-        <w:t>─</w:t>
-      </w:r>
-      <w:proofErr w:type="gramStart"/>
-      <w:r>
-        <w:rPr>
-          <w:rFonts w:ascii="Calibri" w:hAnsi="Calibri" w:cs="Calibri"/>
-        </w:rPr>
-        <w:t>─</w:t>
-      </w:r>
-      <w:r>
-        <w:t xml:space="preserve"> .</w:t>
-      </w:r>
-      <w:proofErr w:type="spellStart"/>
-      <w:r>
-        <w:t>gitignore</w:t>
-      </w:r>
-      <w:proofErr w:type="spellEnd"/>
-      <w:proofErr w:type="gramEnd"/>
+        <w:t>──</w:t>
+      </w:r>
+      <w:r>
+        <w:t xml:space="preserve"> .gitignore</w:t>
+      </w:r>
     </w:p>
     <w:p>
       <w:r>
@@ -2081,18 +1988,8 @@
         <w:t>──</w:t>
       </w:r>
       <w:r>
-        <w:t xml:space="preserve"> </w:t>
-      </w:r>
-      <w:proofErr w:type="spellStart"/>
-      <w:proofErr w:type="gramStart"/>
-      <w:r>
-        <w:t>terraform.tfvars</w:t>
-      </w:r>
-      <w:proofErr w:type="gramEnd"/>
-      <w:r>
-        <w:t>.example</w:t>
-      </w:r>
-      <w:proofErr w:type="spellEnd"/>
+        <w:t xml:space="preserve"> terraform.tfvars.example</w:t>
+      </w:r>
     </w:p>
     <w:p>
       <w:r>
@@ -2116,15 +2013,7 @@
         <w:t>──</w:t>
       </w:r>
       <w:r>
-        <w:t xml:space="preserve"> </w:t>
-      </w:r>
-      <w:proofErr w:type="spellStart"/>
-      <w:r>
-        <w:t>aws</w:t>
-      </w:r>
-      <w:proofErr w:type="spellEnd"/>
-      <w:r>
-        <w:t>/</w:t>
+        <w:t xml:space="preserve"> aws/</w:t>
       </w:r>
     </w:p>
     <w:p>
@@ -2149,15 +2038,7 @@
     </w:p>
     <w:p>
       <w:r>
-        <w:t xml:space="preserve">│       └── </w:t>
-      </w:r>
-      <w:proofErr w:type="spellStart"/>
-      <w:r>
-        <w:t>gcp</w:t>
-      </w:r>
-      <w:proofErr w:type="spellEnd"/>
-      <w:r>
-        <w:t>/</w:t>
+        <w:t>│       └── gcp/</w:t>
       </w:r>
     </w:p>
     <w:p>
@@ -2199,18 +2080,8 @@
     </w:p>
     <w:p>
       <w:r>
-        <w:t xml:space="preserve">│   └── </w:t>
-      </w:r>
-      <w:proofErr w:type="spellStart"/>
-      <w:r>
-        <w:t>origins.</w:t>
-      </w:r>
-      <w:proofErr w:type="gramStart"/>
-      <w:r>
-        <w:t>example.json</w:t>
-      </w:r>
-      <w:proofErr w:type="spellEnd"/>
-      <w:proofErr w:type="gramEnd"/>
+        <w:t>│   └── origins.example.json</w:t>
+      </w:r>
     </w:p>
     <w:p>
       <w:r>
@@ -2246,13 +2117,8 @@
         <w:t>──</w:t>
       </w:r>
       <w:r>
-        <w:t xml:space="preserve"> </w:t>
-      </w:r>
-      <w:proofErr w:type="spellStart"/>
-      <w:r>
-        <w:t>compose.yml</w:t>
-      </w:r>
-      <w:proofErr w:type="spellEnd"/>
+        <w:t xml:space="preserve"> compose.yml</w:t>
+      </w:r>
     </w:p>
     <w:p>
       <w:r>
@@ -2271,13 +2137,8 @@
         <w:t>──</w:t>
       </w:r>
       <w:r>
-        <w:t xml:space="preserve"> </w:t>
-      </w:r>
-      <w:proofErr w:type="spellStart"/>
-      <w:r>
-        <w:t>prometheus.yml</w:t>
-      </w:r>
-      <w:proofErr w:type="spellEnd"/>
+        <w:t xml:space="preserve"> prometheus.yml</w:t>
+      </w:r>
     </w:p>
     <w:p>
       <w:r>
@@ -2296,23 +2157,13 @@
         <w:t>──</w:t>
       </w:r>
       <w:r>
-        <w:t xml:space="preserve"> </w:t>
-      </w:r>
-      <w:proofErr w:type="spellStart"/>
-      <w:r>
-        <w:t>blackbox.yml</w:t>
-      </w:r>
-      <w:proofErr w:type="spellEnd"/>
-    </w:p>
-    <w:p>
-      <w:r>
-        <w:t xml:space="preserve">│   └── </w:t>
-      </w:r>
-      <w:proofErr w:type="spellStart"/>
-      <w:r>
-        <w:t>alerts.yml</w:t>
-      </w:r>
-      <w:proofErr w:type="spellEnd"/>
+        <w:t xml:space="preserve"> blackbox.yml</w:t>
+      </w:r>
+    </w:p>
+    <w:p>
+      <w:r>
+        <w:t>│   └── alerts.yml</w:t>
+      </w:r>
     </w:p>
     <w:p>
       <w:r>
@@ -2333,13 +2184,8 @@
     </w:p>
     <w:p>
       <w:r>
-        <w:t xml:space="preserve">│   └── </w:t>
-      </w:r>
-      <w:proofErr w:type="spellStart"/>
-      <w:r>
-        <w:t>compose.yml</w:t>
-      </w:r>
-      <w:proofErr w:type="spellEnd"/>
+        <w:t>│   └── compose.yml</w:t>
+      </w:r>
     </w:p>
     <w:p>
       <w:r>
@@ -2376,15 +2222,7 @@
     </w:p>
     <w:p>
       <w:r>
-        <w:t xml:space="preserve">Credentials, private keys, </w:t>
-      </w:r>
-      <w:proofErr w:type="gramStart"/>
-      <w:r>
-        <w:t>Terraform</w:t>
-      </w:r>
-      <w:proofErr w:type="gramEnd"/>
-      <w:r>
-        <w:t xml:space="preserve"> state, saved plans and database backups are excluded from version control.</w:t>
+        <w:t>Credentials, private keys, Terraform state, saved plans and database backups are excluded from version control.</w:t>
       </w:r>
     </w:p>
     <w:p>
@@ -2432,39 +2270,7 @@
           <w:b/>
           <w:bCs/>
         </w:rPr>
-        <w:t xml:space="preserve">ssh-keygen -t </w:t>
-      </w:r>
-      <w:proofErr w:type="spellStart"/>
-      <w:r>
-        <w:rPr>
-          <w:b/>
-          <w:bCs/>
-        </w:rPr>
-        <w:t>rsa</w:t>
-      </w:r>
-      <w:proofErr w:type="spellEnd"/>
-      <w:r>
-        <w:rPr>
-          <w:b/>
-          <w:bCs/>
-        </w:rPr>
-        <w:t xml:space="preserve"> -b 4096 -f "$HOME/.ssh/</w:t>
-      </w:r>
-      <w:proofErr w:type="spellStart"/>
-      <w:r>
-        <w:rPr>
-          <w:b/>
-          <w:bCs/>
-        </w:rPr>
-        <w:t>multicloud</w:t>
-      </w:r>
-      <w:proofErr w:type="spellEnd"/>
-      <w:r>
-        <w:rPr>
-          <w:b/>
-          <w:bCs/>
-        </w:rPr>
-        <w:t>"</w:t>
+        <w:t>ssh-keygen -t rsa -b 4096 -f "$HOME/.ssh/multicloud"</w:t>
       </w:r>
     </w:p>
     <w:p>
@@ -2496,7 +2302,7 @@
                     <pic:cNvPicPr/>
                   </pic:nvPicPr>
                   <pic:blipFill>
-                    <a:blip r:embed="rId7"/>
+                    <a:blip r:embed="rId9"/>
                     <a:stretch>
                       <a:fillRect/>
                     </a:stretch>
@@ -2529,33 +2335,8 @@
           <w:b/>
           <w:bCs/>
         </w:rPr>
-        <w:t>cp -r terraform/</w:t>
-      </w:r>
-      <w:proofErr w:type="spellStart"/>
-      <w:r>
-        <w:rPr>
-          <w:b/>
-          <w:bCs/>
-        </w:rPr>
-        <w:t>terraform.tfvars.example</w:t>
-      </w:r>
-      <w:proofErr w:type="spellEnd"/>
-      <w:r>
-        <w:rPr>
-          <w:b/>
-          <w:bCs/>
-        </w:rPr>
-        <w:t xml:space="preserve"> terraform/</w:t>
-      </w:r>
-      <w:proofErr w:type="spellStart"/>
-      <w:r>
-        <w:rPr>
-          <w:b/>
-          <w:bCs/>
-        </w:rPr>
-        <w:t>terraform.tfvars</w:t>
-      </w:r>
-      <w:proofErr w:type="spellEnd"/>
+        <w:t>cp -r terraform/terraform.tfvars.example terraform/terraform.tfvars</w:t>
+      </w:r>
     </w:p>
     <w:p>
       <w:pPr>
@@ -2586,7 +2367,7 @@
                     <pic:cNvPicPr/>
                   </pic:nvPicPr>
                   <pic:blipFill>
-                    <a:blip r:embed="rId8"/>
+                    <a:blip r:embed="rId10"/>
                     <a:stretch>
                       <a:fillRect/>
                     </a:stretch>
@@ -2619,17 +2400,8 @@
           <w:b/>
           <w:bCs/>
         </w:rPr>
-        <w:t xml:space="preserve">terraform </w:t>
-      </w:r>
-      <w:proofErr w:type="spellStart"/>
-      <w:r>
-        <w:rPr>
-          <w:b/>
-          <w:bCs/>
-        </w:rPr>
-        <w:t>init</w:t>
-      </w:r>
-      <w:proofErr w:type="spellEnd"/>
+        <w:t>terraform init</w:t>
+      </w:r>
     </w:p>
     <w:p>
       <w:pPr>
@@ -2661,7 +2433,7 @@
                     <pic:cNvPicPr/>
                   </pic:nvPicPr>
                   <pic:blipFill>
-                    <a:blip r:embed="rId9"/>
+                    <a:blip r:embed="rId11"/>
                     <a:stretch>
                       <a:fillRect/>
                     </a:stretch>
@@ -2742,7 +2514,7 @@
                     <pic:cNvPicPr/>
                   </pic:nvPicPr>
                   <pic:blipFill>
-                    <a:blip r:embed="rId10"/>
+                    <a:blip r:embed="rId12"/>
                     <a:stretch>
                       <a:fillRect/>
                     </a:stretch>
@@ -2775,19 +2547,8 @@
           <w:b/>
           <w:bCs/>
         </w:rPr>
-        <w:t>terraform plan -out=</w:t>
-      </w:r>
-      <w:proofErr w:type="spellStart"/>
-      <w:proofErr w:type="gramStart"/>
-      <w:r>
-        <w:rPr>
-          <w:b/>
-          <w:bCs/>
-        </w:rPr>
-        <w:t>lab.tfplan</w:t>
-      </w:r>
-      <w:proofErr w:type="spellEnd"/>
-      <w:proofErr w:type="gramEnd"/>
+        <w:t>terraform plan -out=lab.tfplan</w:t>
+      </w:r>
     </w:p>
     <w:p>
       <w:pPr>
@@ -2818,7 +2579,7 @@
                     <pic:cNvPicPr/>
                   </pic:nvPicPr>
                   <pic:blipFill>
-                    <a:blip r:embed="rId11"/>
+                    <a:blip r:embed="rId13"/>
                     <a:stretch>
                       <a:fillRect/>
                     </a:stretch>
@@ -2852,19 +2613,8 @@
           <w:bCs/>
         </w:rPr>
         <w:lastRenderedPageBreak/>
-        <w:t xml:space="preserve">terraform show </w:t>
-      </w:r>
-      <w:proofErr w:type="spellStart"/>
-      <w:proofErr w:type="gramStart"/>
-      <w:r>
-        <w:rPr>
-          <w:b/>
-          <w:bCs/>
-        </w:rPr>
-        <w:t>lab.tfplan</w:t>
-      </w:r>
-      <w:proofErr w:type="spellEnd"/>
-      <w:proofErr w:type="gramEnd"/>
+        <w:t>terraform show lab.tfplan</w:t>
+      </w:r>
     </w:p>
     <w:p>
       <w:pPr>
@@ -2895,7 +2645,7 @@
                     <pic:cNvPicPr/>
                   </pic:nvPicPr>
                   <pic:blipFill>
-                    <a:blip r:embed="rId12"/>
+                    <a:blip r:embed="rId14"/>
                     <a:stretch>
                       <a:fillRect/>
                     </a:stretch>
@@ -3020,7 +2770,7 @@
                     <pic:cNvPicPr/>
                   </pic:nvPicPr>
                   <pic:blipFill>
-                    <a:blip r:embed="rId13"/>
+                    <a:blip r:embed="rId15"/>
                     <a:stretch>
                       <a:fillRect/>
                     </a:stretch>
@@ -3053,17 +2803,8 @@
           <w:b/>
           <w:bCs/>
         </w:rPr>
-        <w:t xml:space="preserve">terraform output </w:t>
-      </w:r>
-      <w:proofErr w:type="spellStart"/>
-      <w:r>
-        <w:rPr>
-          <w:b/>
-          <w:bCs/>
-        </w:rPr>
-        <w:t>origin_ips</w:t>
-      </w:r>
-      <w:proofErr w:type="spellEnd"/>
+        <w:t>terraform output origin_ips</w:t>
+      </w:r>
     </w:p>
     <w:p>
       <w:pPr>
@@ -3094,7 +2835,7 @@
                     <pic:cNvPicPr/>
                   </pic:nvPicPr>
                   <pic:blipFill>
-                    <a:blip r:embed="rId14"/>
+                    <a:blip r:embed="rId16"/>
                     <a:stretch>
                       <a:fillRect/>
                     </a:stretch>
@@ -3151,7 +2892,7 @@
                     <pic:cNvPicPr/>
                   </pic:nvPicPr>
                   <pic:blipFill>
-                    <a:blip r:embed="rId15"/>
+                    <a:blip r:embed="rId17"/>
                     <a:stretch>
                       <a:fillRect/>
                     </a:stretch>
@@ -3262,7 +3003,7 @@
                     <pic:cNvPicPr/>
                   </pic:nvPicPr>
                   <pic:blipFill>
-                    <a:blip r:embed="rId16"/>
+                    <a:blip r:embed="rId18"/>
                     <a:stretch>
                       <a:fillRect/>
                     </a:stretch>
@@ -3368,7 +3109,7 @@
       <w:r>
         <w:t xml:space="preserve">Open the </w:t>
       </w:r>
-      <w:hyperlink r:id="rId17" w:history="1">
+      <w:hyperlink r:id="rId19" w:history="1">
         <w:r>
           <w:rPr>
             <w:rStyle w:val="Hyperlink"/>
@@ -3401,21 +3142,12 @@
       <w:r>
         <w:t xml:space="preserve"> or </w:t>
       </w:r>
-      <w:proofErr w:type="gramStart"/>
-      <w:r>
-        <w:rPr>
-          <w:b/>
-          <w:bCs/>
-        </w:rPr>
-        <w:t>Onboard</w:t>
-      </w:r>
-      <w:proofErr w:type="gramEnd"/>
-      <w:r>
-        <w:rPr>
-          <w:b/>
-          <w:bCs/>
-        </w:rPr>
-        <w:t xml:space="preserve"> a domain</w:t>
+      <w:r>
+        <w:rPr>
+          <w:b/>
+          <w:bCs/>
+        </w:rPr>
+        <w:t>Onboard a domain</w:t>
       </w:r>
       <w:r>
         <w:t>.</w:t>
@@ -3552,7 +3284,7 @@
                     <pic:cNvPicPr/>
                   </pic:nvPicPr>
                   <pic:blipFill>
-                    <a:blip r:embed="rId18"/>
+                    <a:blip r:embed="rId20"/>
                     <a:stretch>
                       <a:fillRect/>
                     </a:stretch>
@@ -3814,7 +3546,7 @@
                     <pic:cNvPicPr/>
                   </pic:nvPicPr>
                   <pic:blipFill>
-                    <a:blip r:embed="rId19"/>
+                    <a:blip r:embed="rId21"/>
                     <a:stretch>
                       <a:fillRect/>
                     </a:stretch>
@@ -4070,7 +3802,7 @@
                     <pic:cNvPicPr/>
                   </pic:nvPicPr>
                   <pic:blipFill>
-                    <a:blip r:embed="rId20"/>
+                    <a:blip r:embed="rId22"/>
                     <a:stretch>
                       <a:fillRect/>
                     </a:stretch>
@@ -4137,15 +3869,7 @@
         <w:spacing w:after="0"/>
       </w:pPr>
       <w:r>
-        <w:t>read -</w:t>
-      </w:r>
-      <w:proofErr w:type="spellStart"/>
-      <w:r>
-        <w:t>rsp</w:t>
-      </w:r>
-      <w:proofErr w:type="spellEnd"/>
-      <w:r>
-        <w:t xml:space="preserve"> "Cloudflare API token: " CF_API_TOKEN</w:t>
+        <w:t>read -rsp "Cloudflare API token: " CF_API_TOKEN</w:t>
       </w:r>
     </w:p>
     <w:p>
@@ -4218,7 +3942,7 @@
                     <pic:cNvPicPr/>
                   </pic:nvPicPr>
                   <pic:blipFill>
-                    <a:blip r:embed="rId21"/>
+                    <a:blip r:embed="rId23"/>
                     <a:stretch>
                       <a:fillRect/>
                     </a:stretch>
@@ -4286,7 +4010,7 @@
                     <pic:cNvPicPr/>
                   </pic:nvPicPr>
                   <pic:blipFill>
-                    <a:blip r:embed="rId22"/>
+                    <a:blip r:embed="rId24"/>
                     <a:stretch>
                       <a:fillRect/>
                     </a:stretch>
@@ -4344,7 +4068,7 @@
                     <pic:cNvPicPr/>
                   </pic:nvPicPr>
                   <pic:blipFill>
-                    <a:blip r:embed="rId23"/>
+                    <a:blip r:embed="rId25"/>
                     <a:stretch>
                       <a:fillRect/>
                     </a:stretch>
@@ -4411,7 +4135,7 @@
                     <pic:cNvPicPr/>
                   </pic:nvPicPr>
                   <pic:blipFill>
-                    <a:blip r:embed="rId24"/>
+                    <a:blip r:embed="rId26"/>
                     <a:stretch>
                       <a:fillRect/>
                     </a:stretch>
@@ -4493,7 +4217,7 @@
                     <pic:cNvPicPr/>
                   </pic:nvPicPr>
                   <pic:blipFill>
-                    <a:blip r:embed="rId25"/>
+                    <a:blip r:embed="rId27"/>
                     <a:stretch>
                       <a:fillRect/>
                     </a:stretch>
@@ -4544,7 +4268,7 @@
                     <pic:cNvPicPr/>
                   </pic:nvPicPr>
                   <pic:blipFill>
-                    <a:blip r:embed="rId26"/>
+                    <a:blip r:embed="rId28"/>
                     <a:stretch>
                       <a:fillRect/>
                     </a:stretch>
@@ -4595,7 +4319,7 @@
                     <pic:cNvPicPr/>
                   </pic:nvPicPr>
                   <pic:blipFill>
-                    <a:blip r:embed="rId27"/>
+                    <a:blip r:embed="rId29"/>
                     <a:stretch>
                       <a:fillRect/>
                     </a:stretch>
@@ -4646,7 +4370,7 @@
                     <pic:cNvPicPr/>
                   </pic:nvPicPr>
                   <pic:blipFill>
-                    <a:blip r:embed="rId28"/>
+                    <a:blip r:embed="rId30"/>
                     <a:stretch>
                       <a:fillRect/>
                     </a:stretch>
@@ -4745,7 +4469,7 @@
                     <pic:cNvPicPr/>
                   </pic:nvPicPr>
                   <pic:blipFill>
-                    <a:blip r:embed="rId29"/>
+                    <a:blip r:embed="rId31"/>
                     <a:stretch>
                       <a:fillRect/>
                     </a:stretch>
@@ -4797,7 +4521,7 @@
                     <pic:cNvPicPr/>
                   </pic:nvPicPr>
                   <pic:blipFill>
-                    <a:blip r:embed="rId30"/>
+                    <a:blip r:embed="rId32"/>
                     <a:stretch>
                       <a:fillRect/>
                     </a:stretch>
@@ -4848,7 +4572,7 @@
                     <pic:cNvPicPr/>
                   </pic:nvPicPr>
                   <pic:blipFill>
-                    <a:blip r:embed="rId31"/>
+                    <a:blip r:embed="rId33"/>
                     <a:stretch>
                       <a:fillRect/>
                     </a:stretch>
@@ -4900,7 +4624,7 @@
                     <pic:cNvPicPr/>
                   </pic:nvPicPr>
                   <pic:blipFill>
-                    <a:blip r:embed="rId32"/>
+                    <a:blip r:embed="rId34"/>
                     <a:stretch>
                       <a:fillRect/>
                     </a:stretch>
@@ -4951,7 +4675,7 @@
                     <pic:cNvPicPr/>
                   </pic:nvPicPr>
                   <pic:blipFill>
-                    <a:blip r:embed="rId33"/>
+                    <a:blip r:embed="rId35"/>
                     <a:stretch>
                       <a:fillRect/>
                     </a:stretch>
@@ -5019,7 +4743,14 @@
           <w:b/>
           <w:bCs/>
         </w:rPr>
-        <w:t>AWS free tire</w:t>
+        <w:t xml:space="preserve">AWS </w:t>
+      </w:r>
+      <w:r>
+        <w:rPr>
+          <w:b/>
+          <w:bCs/>
+        </w:rPr>
+        <w:t>SQL</w:t>
       </w:r>
     </w:p>
     <w:p>
@@ -5053,7 +4784,7 @@
                     <pic:cNvPicPr/>
                   </pic:nvPicPr>
                   <pic:blipFill>
-                    <a:blip r:embed="rId34"/>
+                    <a:blip r:embed="rId36"/>
                     <a:stretch>
                       <a:fillRect/>
                     </a:stretch>
@@ -5104,7 +4835,7 @@
                     <pic:cNvPicPr/>
                   </pic:nvPicPr>
                   <pic:blipFill>
-                    <a:blip r:embed="rId35"/>
+                    <a:blip r:embed="rId37"/>
                     <a:stretch>
                       <a:fillRect/>
                     </a:stretch>
@@ -5138,7 +4869,7 @@
           <w:b/>
           <w:bCs/>
         </w:rPr>
-        <w:t>Azure SQL free offer</w:t>
+        <w:t xml:space="preserve">Azure SQL </w:t>
       </w:r>
     </w:p>
     <w:p>
@@ -5171,7 +4902,7 @@
                     <pic:cNvPicPr/>
                   </pic:nvPicPr>
                   <pic:blipFill>
-                    <a:blip r:embed="rId36"/>
+                    <a:blip r:embed="rId38"/>
                     <a:stretch>
                       <a:fillRect/>
                     </a:stretch>
@@ -5223,7 +4954,7 @@
                     <pic:cNvPicPr/>
                   </pic:nvPicPr>
                   <pic:blipFill>
-                    <a:blip r:embed="rId37"/>
+                    <a:blip r:embed="rId39"/>
                     <a:stretch>
                       <a:fillRect/>
                     </a:stretch>
@@ -5299,7 +5030,7 @@
                     <pic:cNvPicPr/>
                   </pic:nvPicPr>
                   <pic:blipFill>
-                    <a:blip r:embed="rId38"/>
+                    <a:blip r:embed="rId40"/>
                     <a:stretch>
                       <a:fillRect/>
                     </a:stretch>
@@ -5343,47 +5074,51 @@
       <w:pPr>
         <w:spacing w:after="0"/>
       </w:pPr>
-      <w:r>
-        <w:rPr>
-          <w:noProof/>
+    </w:p>
+    <w:p>
+      <w:pPr>
+        <w:spacing w:after="0"/>
+      </w:pPr>
+    </w:p>
+    <w:p>
+      <w:pPr>
+        <w:spacing w:after="0"/>
+        <w:rPr>
+          <w:b/>
+          <w:bCs/>
+        </w:rPr>
+      </w:pPr>
+      <w:r>
+        <w:rPr>
+          <w:b/>
+          <w:bCs/>
         </w:rPr>
         <w:lastRenderedPageBreak/>
-        <w:drawing>
-          <wp:inline distT="0" distB="0" distL="0" distR="0" wp14:anchorId="31BF06EB" wp14:editId="0879237E">
-            <wp:extent cx="5943600" cy="1134745"/>
-            <wp:effectExtent l="0" t="0" r="0" b="8255"/>
-            <wp:docPr id="1579937542" name="Picture 1"/>
-            <wp:cNvGraphicFramePr>
-              <a:graphicFrameLocks xmlns:a="http://schemas.openxmlformats.org/drawingml/2006/main" noChangeAspect="1"/>
-            </wp:cNvGraphicFramePr>
-            <a:graphic xmlns:a="http://schemas.openxmlformats.org/drawingml/2006/main">
-              <a:graphicData uri="http://schemas.openxmlformats.org/drawingml/2006/picture">
-                <pic:pic xmlns:pic="http://schemas.openxmlformats.org/drawingml/2006/picture">
-                  <pic:nvPicPr>
-                    <pic:cNvPr id="1579937542" name=""/>
-                    <pic:cNvPicPr/>
-                  </pic:nvPicPr>
-                  <pic:blipFill>
-                    <a:blip r:embed="rId39"/>
-                    <a:stretch>
-                      <a:fillRect/>
-                    </a:stretch>
-                  </pic:blipFill>
-                  <pic:spPr>
-                    <a:xfrm>
-                      <a:off x="0" y="0"/>
-                      <a:ext cx="5943600" cy="1134745"/>
-                    </a:xfrm>
-                    <a:prstGeom prst="rect">
-                      <a:avLst/>
-                    </a:prstGeom>
-                  </pic:spPr>
-                </pic:pic>
-              </a:graphicData>
-            </a:graphic>
-          </wp:inline>
-        </w:drawing>
-      </w:r>
+        <w:t>Disaster Recovery and Backup Replication</w:t>
+      </w:r>
+      <w:r>
+        <w:rPr>
+          <w:b/>
+          <w:bCs/>
+        </w:rPr>
+        <w:t xml:space="preserve"> </w:t>
+      </w:r>
+      <w:r>
+        <w:rPr>
+          <w:b/>
+          <w:bCs/>
+        </w:rPr>
+        <w:t>Install and configure</w:t>
+      </w:r>
+    </w:p>
+    <w:p>
+      <w:pPr>
+        <w:spacing w:after="0"/>
+        <w:rPr>
+          <w:b/>
+          <w:bCs/>
+        </w:rPr>
+      </w:pPr>
     </w:p>
     <w:p>
       <w:pPr>
@@ -5414,7 +5149,7 @@
                     <pic:cNvPicPr/>
                   </pic:nvPicPr>
                   <pic:blipFill>
-                    <a:blip r:embed="rId40"/>
+                    <a:blip r:embed="rId41"/>
                     <a:stretch>
                       <a:fillRect/>
                     </a:stretch>
@@ -5438,6 +5173,10 @@
     <w:p>
       <w:pPr>
         <w:spacing w:after="0"/>
+        <w:rPr>
+          <w:b/>
+          <w:bCs/>
+        </w:rPr>
       </w:pPr>
       <w:r>
         <w:rPr>
@@ -5459,7 +5198,7 @@
                     <pic:cNvPicPr/>
                   </pic:nvPicPr>
                   <pic:blipFill>
-                    <a:blip r:embed="rId41"/>
+                    <a:blip r:embed="rId42"/>
                     <a:stretch>
                       <a:fillRect/>
                     </a:stretch>
@@ -5485,14 +5224,18 @@
       <w:r>
         <w:br/>
       </w:r>
-      <w:proofErr w:type="spellStart"/>
-      <w:r>
-        <w:t>aws</w:t>
-      </w:r>
-      <w:proofErr w:type="spellEnd"/>
-      <w:r>
-        <w:br/>
-      </w:r>
+      <w:r>
+        <w:rPr>
+          <w:b/>
+          <w:bCs/>
+        </w:rPr>
+        <w:t>Prepare an independent AWS recovery target</w:t>
+      </w:r>
+    </w:p>
+    <w:p>
+      <w:pPr>
+        <w:spacing w:after="0"/>
+      </w:pPr>
       <w:r>
         <w:rPr>
           <w:noProof/>
@@ -5513,7 +5256,7 @@
                     <pic:cNvPicPr/>
                   </pic:nvPicPr>
                   <pic:blipFill>
-                    <a:blip r:embed="rId42"/>
+                    <a:blip r:embed="rId43"/>
                     <a:stretch>
                       <a:fillRect/>
                     </a:stretch>
@@ -5541,11 +5284,9 @@
       <w:pPr>
         <w:spacing w:after="0"/>
       </w:pPr>
-      <w:proofErr w:type="spellStart"/>
       <w:r>
         <w:t>Gcp</w:t>
       </w:r>
-      <w:proofErr w:type="spellEnd"/>
     </w:p>
     <w:p>
       <w:pPr>
@@ -5571,7 +5312,7 @@
                     <pic:cNvPicPr/>
                   </pic:nvPicPr>
                   <pic:blipFill>
-                    <a:blip r:embed="rId43"/>
+                    <a:blip r:embed="rId44"/>
                     <a:stretch>
                       <a:fillRect/>
                     </a:stretch>
@@ -5605,7 +5346,6 @@
         <w:rPr>
           <w:noProof/>
         </w:rPr>
-        <w:lastRenderedPageBreak/>
         <w:drawing>
           <wp:inline distT="0" distB="0" distL="0" distR="0" wp14:anchorId="210479E2" wp14:editId="43C4A97E">
             <wp:extent cx="5943600" cy="1280160"/>
@@ -5622,7 +5362,7 @@
                     <pic:cNvPicPr/>
                   </pic:nvPicPr>
                   <pic:blipFill>
-                    <a:blip r:embed="rId44"/>
+                    <a:blip r:embed="rId45"/>
                     <a:stretch>
                       <a:fillRect/>
                     </a:stretch>
@@ -5646,6 +5386,23 @@
     <w:p>
       <w:pPr>
         <w:spacing w:after="0"/>
+        <w:rPr>
+          <w:b/>
+          <w:bCs/>
+        </w:rPr>
+      </w:pPr>
+      <w:r>
+        <w:rPr>
+          <w:b/>
+          <w:bCs/>
+        </w:rPr>
+        <w:lastRenderedPageBreak/>
+        <w:t>Create and replicate the first backup</w:t>
+      </w:r>
+    </w:p>
+    <w:p>
+      <w:pPr>
+        <w:spacing w:after="0"/>
       </w:pPr>
       <w:r>
         <w:rPr>
@@ -5667,7 +5424,7 @@
                     <pic:cNvPicPr/>
                   </pic:nvPicPr>
                   <pic:blipFill>
-                    <a:blip r:embed="rId45"/>
+                    <a:blip r:embed="rId46"/>
                     <a:stretch>
                       <a:fillRect/>
                     </a:stretch>
@@ -5717,7 +5474,7 @@
                     <pic:cNvPicPr/>
                   </pic:nvPicPr>
                   <pic:blipFill>
-                    <a:blip r:embed="rId46"/>
+                    <a:blip r:embed="rId47"/>
                     <a:stretch>
                       <a:fillRect/>
                     </a:stretch>
@@ -5767,7 +5524,7 @@
                     <pic:cNvPicPr/>
                   </pic:nvPicPr>
                   <pic:blipFill>
-                    <a:blip r:embed="rId47"/>
+                    <a:blip r:embed="rId48"/>
                     <a:stretch>
                       <a:fillRect/>
                     </a:stretch>
@@ -5801,7 +5558,6 @@
         <w:rPr>
           <w:noProof/>
         </w:rPr>
-        <w:lastRenderedPageBreak/>
         <w:drawing>
           <wp:inline distT="0" distB="0" distL="0" distR="0" wp14:anchorId="2F1FA9B7" wp14:editId="6CBE954A">
             <wp:extent cx="3943553" cy="781090"/>
@@ -5818,7 +5574,7 @@
                     <pic:cNvPicPr/>
                   </pic:nvPicPr>
                   <pic:blipFill>
-                    <a:blip r:embed="rId48"/>
+                    <a:blip r:embed="rId49"/>
                     <a:stretch>
                       <a:fillRect/>
                     </a:stretch>
@@ -5852,6 +5608,7 @@
         <w:rPr>
           <w:noProof/>
         </w:rPr>
+        <w:lastRenderedPageBreak/>
         <w:drawing>
           <wp:inline distT="0" distB="0" distL="0" distR="0" wp14:anchorId="6672207B" wp14:editId="4354FE67">
             <wp:extent cx="3848298" cy="1435174"/>
@@ -5868,7 +5625,7 @@
                     <pic:cNvPicPr/>
                   </pic:nvPicPr>
                   <pic:blipFill>
-                    <a:blip r:embed="rId49"/>
+                    <a:blip r:embed="rId50"/>
                     <a:stretch>
                       <a:fillRect/>
                     </a:stretch>
@@ -5918,7 +5675,7 @@
                     <pic:cNvPicPr/>
                   </pic:nvPicPr>
                   <pic:blipFill>
-                    <a:blip r:embed="rId50"/>
+                    <a:blip r:embed="rId51"/>
                     <a:stretch>
                       <a:fillRect/>
                     </a:stretch>
@@ -5952,7 +5709,6 @@
         <w:rPr>
           <w:noProof/>
         </w:rPr>
-        <w:lastRenderedPageBreak/>
         <w:drawing>
           <wp:inline distT="0" distB="0" distL="0" distR="0" wp14:anchorId="2DFBF16D" wp14:editId="3569B5D8">
             <wp:extent cx="3968954" cy="2902099"/>
@@ -5969,7 +5725,7 @@
                     <pic:cNvPicPr/>
                   </pic:nvPicPr>
                   <pic:blipFill>
-                    <a:blip r:embed="rId51"/>
+                    <a:blip r:embed="rId52"/>
                     <a:stretch>
                       <a:fillRect/>
                     </a:stretch>
@@ -6003,6 +5759,7 @@
         <w:rPr>
           <w:noProof/>
         </w:rPr>
+        <w:lastRenderedPageBreak/>
         <w:drawing>
           <wp:inline distT="0" distB="0" distL="0" distR="0" wp14:anchorId="3371F1BE" wp14:editId="3553CA6F">
             <wp:extent cx="3968954" cy="1085906"/>
@@ -6019,7 +5776,7 @@
                     <pic:cNvPicPr/>
                   </pic:nvPicPr>
                   <pic:blipFill>
-                    <a:blip r:embed="rId52"/>
+                    <a:blip r:embed="rId53"/>
                     <a:stretch>
                       <a:fillRect/>
                     </a:stretch>
@@ -6116,7 +5873,7 @@
           <w:b/>
           <w:bCs/>
         </w:rPr>
-        <w:t>Database Backup</w:t>
+        <w:t>Schedule automated backup replication</w:t>
       </w:r>
     </w:p>
     <w:p>
@@ -6149,7 +5906,7 @@
                     <pic:cNvPicPr/>
                   </pic:nvPicPr>
                   <pic:blipFill>
-                    <a:blip r:embed="rId53"/>
+                    <a:blip r:embed="rId54"/>
                     <a:stretch>
                       <a:fillRect/>
                     </a:stretch>
@@ -6192,33 +5949,33 @@
           <w:b/>
           <w:bCs/>
         </w:rPr>
+        <w:t>GitHub stores the Terraform modules, startup scripts, monitoring configuration and failover controller, providing version history for project changes. GitHub Actions automatically checks Terraform formatting and configuration validity on pushes and pull requests. Infrastructure deployment is performed from an authenticated workstation after reviewing the Terraform plan to control costs. The current pipeline implements continuous integration; automated cloud deployment remains a future enhancement.</w:t>
+      </w:r>
+    </w:p>
+    <w:p>
+      <w:pPr>
+        <w:spacing w:after="0"/>
+        <w:rPr>
+          <w:b/>
+          <w:bCs/>
+        </w:rPr>
+      </w:pPr>
+    </w:p>
+    <w:p>
+      <w:pPr>
+        <w:spacing w:after="0"/>
+        <w:rPr>
+          <w:b/>
+          <w:bCs/>
+        </w:rPr>
+      </w:pPr>
+      <w:r>
+        <w:rPr>
+          <w:b/>
+          <w:bCs/>
+          <w:noProof/>
+        </w:rPr>
         <w:lastRenderedPageBreak/>
-        <w:t>GitHub stores the Terraform modules, startup scripts, monitoring configuration and failover controller, providing version history for project changes. GitHub Actions automatically checks Terraform formatting and configuration validity on pushes and pull requests. Infrastructure deployment is performed from an authenticated workstation after reviewing the Terraform plan to control costs. The current pipeline implements continuous integration; automated cloud deployment remains a future enhancement.</w:t>
-      </w:r>
-    </w:p>
-    <w:p>
-      <w:pPr>
-        <w:spacing w:after="0"/>
-        <w:rPr>
-          <w:b/>
-          <w:bCs/>
-        </w:rPr>
-      </w:pPr>
-    </w:p>
-    <w:p>
-      <w:pPr>
-        <w:spacing w:after="0"/>
-        <w:rPr>
-          <w:b/>
-          <w:bCs/>
-        </w:rPr>
-      </w:pPr>
-      <w:r>
-        <w:rPr>
-          <w:b/>
-          <w:bCs/>
-          <w:noProof/>
-        </w:rPr>
         <w:drawing>
           <wp:inline distT="0" distB="0" distL="0" distR="0" wp14:anchorId="46C3290C" wp14:editId="1DB4EDBF">
             <wp:extent cx="5943600" cy="2901315"/>
@@ -6235,7 +5992,7 @@
                     <pic:cNvPicPr/>
                   </pic:nvPicPr>
                   <pic:blipFill>
-                    <a:blip r:embed="rId54"/>
+                    <a:blip r:embed="rId55"/>
                     <a:stretch>
                       <a:fillRect/>
                     </a:stretch>
@@ -6286,7 +6043,7 @@
                     <pic:cNvPicPr/>
                   </pic:nvPicPr>
                   <pic:blipFill>
-                    <a:blip r:embed="rId55"/>
+                    <a:blip r:embed="rId56"/>
                     <a:stretch>
                       <a:fillRect/>
                     </a:stretch>
@@ -6361,7 +6118,6 @@
           <w:b/>
           <w:bCs/>
         </w:rPr>
-        <w:lastRenderedPageBreak/>
         <w:t>In Grafana:</w:t>
       </w:r>
     </w:p>
@@ -6476,7 +6232,7 @@
                     <pic:cNvPicPr/>
                   </pic:nvPicPr>
                   <pic:blipFill>
-                    <a:blip r:embed="rId56"/>
+                    <a:blip r:embed="rId57"/>
                     <a:stretch>
                       <a:fillRect/>
                     </a:stretch>
@@ -6543,7 +6299,7 @@
                     <pic:cNvPicPr/>
                   </pic:nvPicPr>
                   <pic:blipFill>
-                    <a:blip r:embed="rId57"/>
+                    <a:blip r:embed="rId58"/>
                     <a:stretch>
                       <a:fillRect/>
                     </a:stretch>
@@ -6586,7 +6342,6 @@
           <w:b/>
           <w:bCs/>
         </w:rPr>
-        <w:lastRenderedPageBreak/>
         <w:t>Create a Slack webhook</w:t>
       </w:r>
     </w:p>
@@ -6673,6 +6428,7 @@
           <w:bCs/>
           <w:noProof/>
         </w:rPr>
+        <w:lastRenderedPageBreak/>
         <w:drawing>
           <wp:inline distT="0" distB="0" distL="0" distR="0" wp14:anchorId="7291408D" wp14:editId="70DC8950">
             <wp:extent cx="5943600" cy="2833370"/>
@@ -6689,7 +6445,7 @@
                     <pic:cNvPicPr/>
                   </pic:nvPicPr>
                   <pic:blipFill>
-                    <a:blip r:embed="rId58"/>
+                    <a:blip r:embed="rId59"/>
                     <a:stretch>
                       <a:fillRect/>
                     </a:stretch>
@@ -6814,13 +6570,8 @@
         <w:spacing w:after="0"/>
       </w:pPr>
       <w:r>
-        <w:t>Create vault/config/</w:t>
-      </w:r>
-      <w:proofErr w:type="spellStart"/>
-      <w:r>
-        <w:t>vault.hcl</w:t>
-      </w:r>
-      <w:proofErr w:type="spellEnd"/>
+        <w:t>Create vault/config/vault.hcl</w:t>
+      </w:r>
     </w:p>
     <w:p>
       <w:pPr>
@@ -6836,7 +6587,6 @@
           <w:bCs/>
           <w:noProof/>
         </w:rPr>
-        <w:lastRenderedPageBreak/>
         <w:drawing>
           <wp:inline distT="0" distB="0" distL="0" distR="0" wp14:anchorId="0BBC8241" wp14:editId="59DDB3EE">
             <wp:extent cx="5249008" cy="2467319"/>
@@ -6853,7 +6603,7 @@
                     <pic:cNvPicPr/>
                   </pic:nvPicPr>
                   <pic:blipFill>
-                    <a:blip r:embed="rId59"/>
+                    <a:blip r:embed="rId60"/>
                     <a:stretch>
                       <a:fillRect/>
                     </a:stretch>
@@ -6893,13 +6643,9 @@
         <w:spacing w:after="0"/>
       </w:pPr>
       <w:r>
-        <w:t>Create vault/</w:t>
-      </w:r>
-      <w:proofErr w:type="spellStart"/>
-      <w:r>
-        <w:t>compose.yml</w:t>
-      </w:r>
-      <w:proofErr w:type="spellEnd"/>
+        <w:lastRenderedPageBreak/>
+        <w:t>Create vault/compose.yml</w:t>
+      </w:r>
     </w:p>
     <w:p>
       <w:pPr>
@@ -6925,7 +6671,7 @@
                     <pic:cNvPicPr/>
                   </pic:nvPicPr>
                   <pic:blipFill>
-                    <a:blip r:embed="rId60"/>
+                    <a:blip r:embed="rId61"/>
                     <a:stretch>
                       <a:fillRect/>
                     </a:stretch>
@@ -6946,7 +6692,98 @@
         </w:drawing>
       </w:r>
     </w:p>
+    <w:p>
+      <w:pPr>
+        <w:spacing w:after="0"/>
+      </w:pPr>
+    </w:p>
+    <w:p>
+      <w:pPr>
+        <w:spacing w:after="0"/>
+      </w:pPr>
+      <w:r>
+        <w:drawing>
+          <wp:inline distT="0" distB="0" distL="0" distR="0" wp14:anchorId="59E29921" wp14:editId="57D96BEF">
+            <wp:extent cx="5576407" cy="2584450"/>
+            <wp:effectExtent l="0" t="0" r="5715" b="6350"/>
+            <wp:docPr id="1636678116" name="Picture 1"/>
+            <wp:cNvGraphicFramePr>
+              <a:graphicFrameLocks xmlns:a="http://schemas.openxmlformats.org/drawingml/2006/main" noChangeAspect="1"/>
+            </wp:cNvGraphicFramePr>
+            <a:graphic xmlns:a="http://schemas.openxmlformats.org/drawingml/2006/main">
+              <a:graphicData uri="http://schemas.openxmlformats.org/drawingml/2006/picture">
+                <pic:pic xmlns:pic="http://schemas.openxmlformats.org/drawingml/2006/picture">
+                  <pic:nvPicPr>
+                    <pic:cNvPr id="1636678116" name=""/>
+                    <pic:cNvPicPr/>
+                  </pic:nvPicPr>
+                  <pic:blipFill>
+                    <a:blip r:embed="rId62"/>
+                    <a:stretch>
+                      <a:fillRect/>
+                    </a:stretch>
+                  </pic:blipFill>
+                  <pic:spPr>
+                    <a:xfrm>
+                      <a:off x="0" y="0"/>
+                      <a:ext cx="5579217" cy="2585752"/>
+                    </a:xfrm>
+                    <a:prstGeom prst="rect">
+                      <a:avLst/>
+                    </a:prstGeom>
+                  </pic:spPr>
+                </pic:pic>
+              </a:graphicData>
+            </a:graphic>
+          </wp:inline>
+        </w:drawing>
+      </w:r>
+    </w:p>
+    <w:p>
+      <w:pPr>
+        <w:spacing w:after="0"/>
+      </w:pPr>
+      <w:r>
+        <w:lastRenderedPageBreak/>
+        <w:drawing>
+          <wp:inline distT="0" distB="0" distL="0" distR="0" wp14:anchorId="0180697C" wp14:editId="00676605">
+            <wp:extent cx="5943600" cy="3206115"/>
+            <wp:effectExtent l="0" t="0" r="0" b="0"/>
+            <wp:docPr id="500304621" name="Picture 1"/>
+            <wp:cNvGraphicFramePr>
+              <a:graphicFrameLocks xmlns:a="http://schemas.openxmlformats.org/drawingml/2006/main" noChangeAspect="1"/>
+            </wp:cNvGraphicFramePr>
+            <a:graphic xmlns:a="http://schemas.openxmlformats.org/drawingml/2006/main">
+              <a:graphicData uri="http://schemas.openxmlformats.org/drawingml/2006/picture">
+                <pic:pic xmlns:pic="http://schemas.openxmlformats.org/drawingml/2006/picture">
+                  <pic:nvPicPr>
+                    <pic:cNvPr id="500304621" name=""/>
+                    <pic:cNvPicPr/>
+                  </pic:nvPicPr>
+                  <pic:blipFill>
+                    <a:blip r:embed="rId63"/>
+                    <a:stretch>
+                      <a:fillRect/>
+                    </a:stretch>
+                  </pic:blipFill>
+                  <pic:spPr>
+                    <a:xfrm>
+                      <a:off x="0" y="0"/>
+                      <a:ext cx="5943600" cy="3206115"/>
+                    </a:xfrm>
+                    <a:prstGeom prst="rect">
+                      <a:avLst/>
+                    </a:prstGeom>
+                  </pic:spPr>
+                </pic:pic>
+              </a:graphicData>
+            </a:graphic>
+          </wp:inline>
+        </w:drawing>
+      </w:r>
+    </w:p>
     <w:sectPr>
+      <w:headerReference w:type="default" r:id="rId64"/>
       <w:pgSz w:w="12240" w:h="15840"/>
       <w:pgMar w:top="1440" w:right="1440" w:bottom="1440" w:left="1440" w:header="720" w:footer="720" w:gutter="0"/>
       <w:cols w:space="720"/>
@@ -6954,6 +6791,71 @@
     </w:sectPr>
   </w:body>
 </w:document>
+</file>
+
+<file path=word/endnotes.xml><?xml version="1.0" encoding="utf-8"?>
+<w:endnotes xmlns:wpc="http://schemas.microsoft.com/office/word/2010/wordprocessingCanvas" xmlns:cx="http://schemas.microsoft.com/office/drawing/2014/chartex" xmlns:cx1="http://schemas.microsoft.com/office/drawing/2015/9/8/chartex" xmlns:cx2="http://schemas.microsoft.com/office/drawing/2015/10/21/chartex" xmlns:cx3="http://schemas.microsoft.com/office/drawing/2016/5/9/chartex" xmlns:cx4="http://schemas.microsoft.com/office/drawing/2016/5/10/chartex" xmlns:cx5="http://schemas.microsoft.com/office/drawing/2016/5/11/chartex" xmlns:cx6="http://schemas.microsoft.com/office/drawing/2016/5/12/chartex" xmlns:cx7="http://schemas.microsoft.com/office/drawing/2016/5/13/chartex" xmlns:cx8="http://schemas.microsoft.com/office/drawing/2016/5/14/chartex" xmlns:mc="http://schemas.openxmlformats.org/markup-compatibility/2006" xmlns:aink="http://schemas.microsoft.com/office/drawing/2016/ink" xmlns:am3d="http://schemas.microsoft.com/office/drawing/2017/model3d" xmlns:o="urn:schemas-microsoft-com:office:office" xmlns:oel="http://schemas.microsoft.com/office/2019/extlst" xmlns:r="http://schemas.openxmlformats.org/officeDocument/2006/relationships" xmlns:m="http://schemas.openxmlformats.org/officeDocument/2006/math" xmlns:v="urn:schemas-microsoft-com:vml" xmlns:wp14="http://schemas.microsoft.com/office/word/2010/wordprocessingDrawing" xmlns:wp="http://schemas.openxmlformats.org/drawingml/2006/wordprocessingDrawing" xmlns:w10="urn:schemas-microsoft-com:office:word" xmlns:w="http://schemas.openxmlformats.org/wordprocessingml/2006/main" xmlns:w14="http://schemas.microsoft.com/office/word/2010/wordml" xmlns:w15="http://schemas.microsoft.com/office/word/2012/wordml" xmlns:w16cex="http://schemas.microsoft.com/office/word/2018/wordml/cex" xmlns:w16cid="http://schemas.microsoft.com/office/word/2016/wordml/cid" xmlns:w16="http://schemas.microsoft.com/office/word/2018/wordml" xmlns:w16du="http://schemas.microsoft.com/office/word/2023/wordml/word16du" xmlns:w16sdtdh="http://schemas.microsoft.com/office/word/2020/wordml/sdtdatahash" xmlns:w16sdtfl="http://schemas.microsoft.com/office/word/2024/wordml/sdtformatlock" xmlns:w16se="http://schemas.microsoft.com/office/word/2015/wordml/symex" xmlns:wpg="http://schemas.microsoft.com/office/word/2010/wordprocessingGroup" xmlns:wpi="http://schemas.microsoft.com/office/word/2010/wordprocessingInk" xmlns:wne="http://schemas.microsoft.com/office/word/2006/wordml" xmlns:wps="http://schemas.microsoft.com/office/word/2010/wordprocessingShape" mc:Ignorable="w14 w15 w16se w16cid w16 w16cex w16sdtdh w16sdtfl w16du wp14">
+  <w:endnote w:type="separator" w:id="-1">
+    <w:p>
+      <w:pPr>
+        <w:spacing w:after="0" w:line="240" w:lineRule="auto"/>
+      </w:pPr>
+      <w:r>
+        <w:separator/>
+      </w:r>
+    </w:p>
+  </w:endnote>
+  <w:endnote w:type="continuationSeparator" w:id="0">
+    <w:p>
+      <w:pPr>
+        <w:spacing w:after="0" w:line="240" w:lineRule="auto"/>
+      </w:pPr>
+      <w:r>
+        <w:continuationSeparator/>
+      </w:r>
+    </w:p>
+  </w:endnote>
+</w:endnotes>
+</file>
+
+<file path=word/footnotes.xml><?xml version="1.0" encoding="utf-8"?>
+<w:footnotes xmlns:wpc="http://schemas.microsoft.com/office/word/2010/wordprocessingCanvas" xmlns:cx="http://schemas.microsoft.com/office/drawing/2014/chartex" xmlns:cx1="http://schemas.microsoft.com/office/drawing/2015/9/8/chartex" xmlns:cx2="http://schemas.microsoft.com/office/drawing/2015/10/21/chartex" xmlns:cx3="http://schemas.microsoft.com/office/drawing/2016/5/9/chartex" xmlns:cx4="http://schemas.microsoft.com/office/drawing/2016/5/10/chartex" xmlns:cx5="http://schemas.microsoft.com/office/drawing/2016/5/11/chartex" xmlns:cx6="http://schemas.microsoft.com/office/drawing/2016/5/12/chartex" xmlns:cx7="http://schemas.microsoft.com/office/drawing/2016/5/13/chartex" xmlns:cx8="http://schemas.microsoft.com/office/drawing/2016/5/14/chartex" xmlns:mc="http://schemas.openxmlformats.org/markup-compatibility/2006" xmlns:aink="http://schemas.microsoft.com/office/drawing/2016/ink" xmlns:am3d="http://schemas.microsoft.com/office/drawing/2017/model3d" xmlns:o="urn:schemas-microsoft-com:office:office" xmlns:oel="http://schemas.microsoft.com/office/2019/extlst" xmlns:r="http://schemas.openxmlformats.org/officeDocument/2006/relationships" xmlns:m="http://schemas.openxmlformats.org/officeDocument/2006/math" xmlns:v="urn:schemas-microsoft-com:vml" xmlns:wp14="http://schemas.microsoft.com/office/word/2010/wordprocessingDrawing" xmlns:wp="http://schemas.openxmlformats.org/drawingml/2006/wordprocessingDrawing" xmlns:w10="urn:schemas-microsoft-com:office:word" xmlns:w="http://schemas.openxmlformats.org/wordprocessingml/2006/main" xmlns:w14="http://schemas.microsoft.com/office/word/2010/wordml" xmlns:w15="http://schemas.microsoft.com/office/word/2012/wordml" xmlns:w16cex="http://schemas.microsoft.com/office/word/2018/wordml/cex" xmlns:w16cid="http://schemas.microsoft.com/office/word/2016/wordml/cid" xmlns:w16="http://schemas.microsoft.com/office/word/2018/wordml" xmlns:w16du="http://schemas.microsoft.com/office/word/2023/wordml/word16du" xmlns:w16sdtdh="http://schemas.microsoft.com/office/word/2020/wordml/sdtdatahash" xmlns:w16sdtfl="http://schemas.microsoft.com/office/word/2024/wordml/sdtformatlock" xmlns:w16se="http://schemas.microsoft.com/office/word/2015/wordml/symex" xmlns:wpg="http://schemas.microsoft.com/office/word/2010/wordprocessingGroup" xmlns:wpi="http://schemas.microsoft.com/office/word/2010/wordprocessingInk" xmlns:wne="http://schemas.microsoft.com/office/word/2006/wordml" xmlns:wps="http://schemas.microsoft.com/office/word/2010/wordprocessingShape" mc:Ignorable="w14 w15 w16se w16cid w16 w16cex w16sdtdh w16sdtfl w16du wp14">
+  <w:footnote w:type="separator" w:id="-1">
+    <w:p>
+      <w:pPr>
+        <w:spacing w:after="0" w:line="240" w:lineRule="auto"/>
+      </w:pPr>
+      <w:r>
+        <w:separator/>
+      </w:r>
+    </w:p>
+  </w:footnote>
+  <w:footnote w:type="continuationSeparator" w:id="0">
+    <w:p>
+      <w:pPr>
+        <w:spacing w:after="0" w:line="240" w:lineRule="auto"/>
+      </w:pPr>
+      <w:r>
+        <w:continuationSeparator/>
+      </w:r>
+    </w:p>
+  </w:footnote>
+</w:footnotes>
+</file>
+
+<file path=word/header1.xml><?xml version="1.0" encoding="utf-8"?>
+<w:hdr xmlns:wpc="http://schemas.microsoft.com/office/word/2010/wordprocessingCanvas" xmlns:cx="http://schemas.microsoft.com/office/drawing/2014/chartex" xmlns:cx1="http://schemas.microsoft.com/office/drawing/2015/9/8/chartex" xmlns:cx2="http://schemas.microsoft.com/office/drawing/2015/10/21/chartex" xmlns:cx3="http://schemas.microsoft.com/office/drawing/2016/5/9/chartex" xmlns:cx4="http://schemas.microsoft.com/office/drawing/2016/5/10/chartex" xmlns:cx5="http://schemas.microsoft.com/office/drawing/2016/5/11/chartex" xmlns:cx6="http://schemas.microsoft.com/office/drawing/2016/5/12/chartex" xmlns:cx7="http://schemas.microsoft.com/office/drawing/2016/5/13/chartex" xmlns:cx8="http://schemas.microsoft.com/office/drawing/2016/5/14/chartex" xmlns:mc="http://schemas.openxmlformats.org/markup-compatibility/2006" xmlns:aink="http://schemas.microsoft.com/office/drawing/2016/ink" xmlns:am3d="http://schemas.microsoft.com/office/drawing/2017/model3d" xmlns:o="urn:schemas-microsoft-com:office:office" xmlns:oel="http://schemas.microsoft.com/office/2019/extlst" xmlns:r="http://schemas.openxmlformats.org/officeDocument/2006/relationships" xmlns:m="http://schemas.openxmlformats.org/officeDocument/2006/math" xmlns:v="urn:schemas-microsoft-com:vml" xmlns:wp14="http://schemas.microsoft.com/office/word/2010/wordprocessingDrawing" xmlns:wp="http://schemas.openxmlformats.org/drawingml/2006/wordprocessingDrawing" xmlns:w10="urn:schemas-microsoft-com:office:word" xmlns:w="http://schemas.openxmlformats.org/wordprocessingml/2006/main" xmlns:w14="http://schemas.microsoft.com/office/word/2010/wordml" xmlns:w15="http://schemas.microsoft.com/office/word/2012/wordml" xmlns:w16cex="http://schemas.microsoft.com/office/word/2018/wordml/cex" xmlns:w16cid="http://schemas.microsoft.com/office/word/2016/wordml/cid" xmlns:w16="http://schemas.microsoft.com/office/word/2018/wordml" xmlns:w16du="http://schemas.microsoft.com/office/word/2023/wordml/word16du" xmlns:w16sdtdh="http://schemas.microsoft.com/office/word/2020/wordml/sdtdatahash" xmlns:w16sdtfl="http://schemas.microsoft.com/office/word/2024/wordml/sdtformatlock" xmlns:w16se="http://schemas.microsoft.com/office/word/2015/wordml/symex" xmlns:wpg="http://schemas.microsoft.com/office/word/2010/wordprocessingGroup" xmlns:wpi="http://schemas.microsoft.com/office/word/2010/wordprocessingInk" xmlns:wne="http://schemas.microsoft.com/office/word/2006/wordml" xmlns:wps="http://schemas.microsoft.com/office/word/2010/wordprocessingShape" mc:Ignorable="w14 w15 w16se w16cid w16 w16cex w16sdtdh w16sdtfl w16du wp14">
+  <w:p>
+    <w:pPr>
+      <w:pStyle w:val="Header"/>
+    </w:pPr>
+  </w:p>
+  <w:p>
+    <w:pPr>
+      <w:pStyle w:val="Header"/>
+    </w:pPr>
+  </w:p>
+</w:hdr>
 </file>
 
 <file path=word/numbering.xml><?xml version="1.0" encoding="utf-8"?>
@@ -8543,7 +8445,6 @@
   <w:style w:type="character" w:default="1" w:styleId="DefaultParagraphFont">
     <w:name w:val="Default Paragraph Font"/>
     <w:uiPriority w:val="1"/>
-    <w:semiHidden/>
     <w:unhideWhenUsed/>
   </w:style>
   <w:style w:type="table" w:default="1" w:styleId="TableNormal">
@@ -8908,6 +8809,50 @@
       <w:shd w:val="clear" w:color="auto" w:fill="E1DFDD"/>
     </w:rPr>
   </w:style>
+  <w:style w:type="paragraph" w:styleId="Header">
+    <w:name w:val="header"/>
+    <w:basedOn w:val="Normal"/>
+    <w:link w:val="HeaderChar"/>
+    <w:uiPriority w:val="99"/>
+    <w:unhideWhenUsed/>
+    <w:rsid w:val="003A4A35"/>
+    <w:pPr>
+      <w:tabs>
+        <w:tab w:val="center" w:pos="4680"/>
+        <w:tab w:val="right" w:pos="9360"/>
+      </w:tabs>
+      <w:spacing w:after="0" w:line="240" w:lineRule="auto"/>
+    </w:pPr>
+  </w:style>
+  <w:style w:type="character" w:customStyle="1" w:styleId="HeaderChar">
+    <w:name w:val="Header Char"/>
+    <w:basedOn w:val="DefaultParagraphFont"/>
+    <w:link w:val="Header"/>
+    <w:uiPriority w:val="99"/>
+    <w:rsid w:val="003A4A35"/>
+  </w:style>
+  <w:style w:type="paragraph" w:styleId="Footer">
+    <w:name w:val="footer"/>
+    <w:basedOn w:val="Normal"/>
+    <w:link w:val="FooterChar"/>
+    <w:uiPriority w:val="99"/>
+    <w:unhideWhenUsed/>
+    <w:rsid w:val="003A4A35"/>
+    <w:pPr>
+      <w:tabs>
+        <w:tab w:val="center" w:pos="4680"/>
+        <w:tab w:val="right" w:pos="9360"/>
+      </w:tabs>
+      <w:spacing w:after="0" w:line="240" w:lineRule="auto"/>
+    </w:pPr>
+  </w:style>
+  <w:style w:type="character" w:customStyle="1" w:styleId="FooterChar">
+    <w:name w:val="Footer Char"/>
+    <w:basedOn w:val="DefaultParagraphFont"/>
+    <w:link w:val="Footer"/>
+    <w:uiPriority w:val="99"/>
+    <w:rsid w:val="003A4A35"/>
+  </w:style>
 </w:styles>
 </file>
 
